--- a/btabok/niveau-2/deel-19/reader.docx
+++ b/btabok/niveau-2/deel-19/reader.docx
@@ -296,7 +296,53 @@
     </w:p>
     <w:p>
       <w:pPr>
-        <w:spacing w:after="100" w:before="100"/>
+        <w:spacing w:after="80" w:before="200"/>
+        <w:jc w:val="center"/>
+      </w:pPr>
+      <w:r>
+        <w:drawing>
+          <wp:inline distT="0" distB="0" distL="0" distR="0">
+            <wp:extent cx="5715000" cy="3810000"/>
+            <wp:effectExtent t="0" r="0" b="0" l="0"/>
+            <wp:docPr id="1" name="figuur-19-1" descr="FIGUUR 19-1: een tijdlijn met &quot;programma-einde&quot; gemarkeerd, met daarna een vraagteken boven het architectuurgremium" title="Figuur 19-1"/>
+            <wp:cNvGraphicFramePr>
+              <a:graphicFrameLocks xmlns:a="http://schemas.openxmlformats.org/drawingml/2006/main" noChangeAspect="1"/>
+            </wp:cNvGraphicFramePr>
+            <a:graphic xmlns:a="http://schemas.openxmlformats.org/drawingml/2006/main">
+              <a:graphicData uri="http://schemas.openxmlformats.org/drawingml/2006/picture">
+                <pic:pic xmlns:pic="http://schemas.openxmlformats.org/drawingml/2006/picture">
+                  <pic:nvPicPr>
+                    <pic:cNvPr id="0" name="" descr=""/>
+                    <pic:cNvPicPr>
+                      <a:picLocks noChangeAspect="1" noChangeArrowheads="1"/>
+                    </pic:cNvPicPr>
+                  </pic:nvPicPr>
+                  <pic:blipFill>
+                    <a:blip r:embed="rId9" cstate="none"/>
+                    <a:srcRect/>
+                    <a:stretch>
+                      <a:fillRect/>
+                    </a:stretch>
+                  </pic:blipFill>
+                  <pic:spPr bwMode="auto">
+                    <a:xfrm>
+                      <a:off x="0" y="0"/>
+                      <a:ext cx="5715000" cy="3810000"/>
+                    </a:xfrm>
+                    <a:prstGeom prst="rect">
+                      <a:avLst/>
+                    </a:prstGeom>
+                  </pic:spPr>
+                </pic:pic>
+              </a:graphicData>
+            </a:graphic>
+          </wp:inline>
+        </w:drawing>
+      </w:r>
+    </w:p>
+    <w:p>
+      <w:pPr>
+        <w:jc w:val="center"/>
       </w:pPr>
       <w:r>
         <w:rPr>
@@ -304,10 +350,10 @@
           <w:i/>
           <w:iCs/>
           <w:color w:val="55606F"/>
-          <w:sz w:val="20"/>
-          <w:szCs w:val="20"/>
-        </w:rPr>
-        <w:t xml:space="preserve">[Figuur volgt later — FIGUUR 19-1: een tijdlijn met "programma-einde" gemarkeerd, met daarna een vraagteken boven het architectuurgremium]</w:t>
+          <w:sz w:val="18"/>
+          <w:szCs w:val="18"/>
+        </w:rPr>
+        <w:t xml:space="preserve">Figuur 19-1</w:t>
       </w:r>
     </w:p>
     <w:p>
@@ -407,7 +453,53 @@
     </w:p>
     <w:p>
       <w:pPr>
-        <w:spacing w:after="100" w:before="100"/>
+        <w:spacing w:after="80" w:before="200"/>
+        <w:jc w:val="center"/>
+      </w:pPr>
+      <w:r>
+        <w:drawing>
+          <wp:inline distT="0" distB="0" distL="0" distR="0">
+            <wp:extent cx="5715000" cy="3810000"/>
+            <wp:effectExtent t="0" r="0" b="0" l="0"/>
+            <wp:docPr id="1" name="figuur-19-2" descr="FIGUUR 19-2: het project Mutatieplatform als een blok met een begin en een einde, met daaronder een pijl die doorloopt — het product, zonder eindpunt" title="Figuur 19-2"/>
+            <wp:cNvGraphicFramePr>
+              <a:graphicFrameLocks xmlns:a="http://schemas.openxmlformats.org/drawingml/2006/main" noChangeAspect="1"/>
+            </wp:cNvGraphicFramePr>
+            <a:graphic xmlns:a="http://schemas.openxmlformats.org/drawingml/2006/main">
+              <a:graphicData uri="http://schemas.openxmlformats.org/drawingml/2006/picture">
+                <pic:pic xmlns:pic="http://schemas.openxmlformats.org/drawingml/2006/picture">
+                  <pic:nvPicPr>
+                    <pic:cNvPr id="0" name="" descr=""/>
+                    <pic:cNvPicPr>
+                      <a:picLocks noChangeAspect="1" noChangeArrowheads="1"/>
+                    </pic:cNvPicPr>
+                  </pic:nvPicPr>
+                  <pic:blipFill>
+                    <a:blip r:embed="rId10" cstate="none"/>
+                    <a:srcRect/>
+                    <a:stretch>
+                      <a:fillRect/>
+                    </a:stretch>
+                  </pic:blipFill>
+                  <pic:spPr bwMode="auto">
+                    <a:xfrm>
+                      <a:off x="0" y="0"/>
+                      <a:ext cx="5715000" cy="3810000"/>
+                    </a:xfrm>
+                    <a:prstGeom prst="rect">
+                      <a:avLst/>
+                    </a:prstGeom>
+                  </pic:spPr>
+                </pic:pic>
+              </a:graphicData>
+            </a:graphic>
+          </wp:inline>
+        </w:drawing>
+      </w:r>
+    </w:p>
+    <w:p>
+      <w:pPr>
+        <w:jc w:val="center"/>
       </w:pPr>
       <w:r>
         <w:rPr>
@@ -415,10 +507,10 @@
           <w:i/>
           <w:iCs/>
           <w:color w:val="55606F"/>
-          <w:sz w:val="20"/>
-          <w:szCs w:val="20"/>
-        </w:rPr>
-        <w:t xml:space="preserve">[Figuur volgt later — FIGUUR 19-2: het project Mutatieplatform als een blok met een begin en een einde, met daaronder een pijl die doorloopt — het product, zonder eindpunt]</w:t>
+          <w:sz w:val="18"/>
+          <w:szCs w:val="18"/>
+        </w:rPr>
+        <w:t xml:space="preserve">Figuur 19-2</w:t>
       </w:r>
     </w:p>
     <w:p>
@@ -913,7 +1005,53 @@
     </w:p>
     <w:p>
       <w:pPr>
-        <w:spacing w:after="100" w:before="100"/>
+        <w:spacing w:after="80" w:before="200"/>
+        <w:jc w:val="center"/>
+      </w:pPr>
+      <w:r>
+        <w:drawing>
+          <wp:inline distT="0" distB="0" distL="0" distR="0">
+            <wp:extent cx="5715000" cy="3810000"/>
+            <wp:effectExtent t="0" r="0" b="0" l="0"/>
+            <wp:docPr id="1" name="figuur-19-3" descr="FIGUUR 19-3: drie horizonnen naast elkaar — vastgelegd, richtinggevend, denkbaar — met afnemende zekerheid naar rechts" title="Figuur 19-3"/>
+            <wp:cNvGraphicFramePr>
+              <a:graphicFrameLocks xmlns:a="http://schemas.openxmlformats.org/drawingml/2006/main" noChangeAspect="1"/>
+            </wp:cNvGraphicFramePr>
+            <a:graphic xmlns:a="http://schemas.openxmlformats.org/drawingml/2006/main">
+              <a:graphicData uri="http://schemas.openxmlformats.org/drawingml/2006/picture">
+                <pic:pic xmlns:pic="http://schemas.openxmlformats.org/drawingml/2006/picture">
+                  <pic:nvPicPr>
+                    <pic:cNvPr id="0" name="" descr=""/>
+                    <pic:cNvPicPr>
+                      <a:picLocks noChangeAspect="1" noChangeArrowheads="1"/>
+                    </pic:cNvPicPr>
+                  </pic:nvPicPr>
+                  <pic:blipFill>
+                    <a:blip r:embed="rId11" cstate="none"/>
+                    <a:srcRect/>
+                    <a:stretch>
+                      <a:fillRect/>
+                    </a:stretch>
+                  </pic:blipFill>
+                  <pic:spPr bwMode="auto">
+                    <a:xfrm>
+                      <a:off x="0" y="0"/>
+                      <a:ext cx="5715000" cy="3810000"/>
+                    </a:xfrm>
+                    <a:prstGeom prst="rect">
+                      <a:avLst/>
+                    </a:prstGeom>
+                  </pic:spPr>
+                </pic:pic>
+              </a:graphicData>
+            </a:graphic>
+          </wp:inline>
+        </w:drawing>
+      </w:r>
+    </w:p>
+    <w:p>
+      <w:pPr>
+        <w:jc w:val="center"/>
       </w:pPr>
       <w:r>
         <w:rPr>
@@ -921,10 +1059,10 @@
           <w:i/>
           <w:iCs/>
           <w:color w:val="55606F"/>
-          <w:sz w:val="20"/>
-          <w:szCs w:val="20"/>
-        </w:rPr>
-        <w:t xml:space="preserve">[Figuur volgt later — FIGUUR 19-3: drie horizonnen naast elkaar — vastgelegd, richtinggevend, denkbaar — met afnemende zekerheid naar rechts]</w:t>
+          <w:sz w:val="18"/>
+          <w:szCs w:val="18"/>
+        </w:rPr>
+        <w:t xml:space="preserve">Figuur 19-3</w:t>
       </w:r>
     </w:p>
     <w:p>
@@ -1493,7 +1631,53 @@
     </w:p>
     <w:p>
       <w:pPr>
-        <w:spacing w:after="100" w:before="100"/>
+        <w:spacing w:after="80" w:before="200"/>
+        <w:jc w:val="center"/>
+      </w:pPr>
+      <w:r>
+        <w:drawing>
+          <wp:inline distT="0" distB="0" distL="0" distR="0">
+            <wp:extent cx="5715000" cy="3810000"/>
+            <wp:effectExtent t="0" r="0" b="0" l="0"/>
+            <wp:docPr id="1" name="figuur-19-4" descr="FIGUUR 19-4: een experimentkaart — hypothese, tijdvak, succescriterium, besluitmoment — toegepast op het chatbotidee" title="Figuur 19-4"/>
+            <wp:cNvGraphicFramePr>
+              <a:graphicFrameLocks xmlns:a="http://schemas.openxmlformats.org/drawingml/2006/main" noChangeAspect="1"/>
+            </wp:cNvGraphicFramePr>
+            <a:graphic xmlns:a="http://schemas.openxmlformats.org/drawingml/2006/main">
+              <a:graphicData uri="http://schemas.openxmlformats.org/drawingml/2006/picture">
+                <pic:pic xmlns:pic="http://schemas.openxmlformats.org/drawingml/2006/picture">
+                  <pic:nvPicPr>
+                    <pic:cNvPr id="0" name="" descr=""/>
+                    <pic:cNvPicPr>
+                      <a:picLocks noChangeAspect="1" noChangeArrowheads="1"/>
+                    </pic:cNvPicPr>
+                  </pic:nvPicPr>
+                  <pic:blipFill>
+                    <a:blip r:embed="rId12" cstate="none"/>
+                    <a:srcRect/>
+                    <a:stretch>
+                      <a:fillRect/>
+                    </a:stretch>
+                  </pic:blipFill>
+                  <pic:spPr bwMode="auto">
+                    <a:xfrm>
+                      <a:off x="0" y="0"/>
+                      <a:ext cx="5715000" cy="3810000"/>
+                    </a:xfrm>
+                    <a:prstGeom prst="rect">
+                      <a:avLst/>
+                    </a:prstGeom>
+                  </pic:spPr>
+                </pic:pic>
+              </a:graphicData>
+            </a:graphic>
+          </wp:inline>
+        </w:drawing>
+      </w:r>
+    </w:p>
+    <w:p>
+      <w:pPr>
+        <w:jc w:val="center"/>
       </w:pPr>
       <w:r>
         <w:rPr>
@@ -1501,10 +1685,10 @@
           <w:i/>
           <w:iCs/>
           <w:color w:val="55606F"/>
-          <w:sz w:val="20"/>
-          <w:szCs w:val="20"/>
-        </w:rPr>
-        <w:t xml:space="preserve">[Figuur volgt later — FIGUUR 19-4: een experimentkaart — hypothese, tijdvak, succescriterium, besluitmoment — toegepast op het chatbotidee]</w:t>
+          <w:sz w:val="18"/>
+          <w:szCs w:val="18"/>
+        </w:rPr>
+        <w:t xml:space="preserve">Figuur 19-4</w:t>
       </w:r>
     </w:p>
     <w:p>
@@ -2079,7 +2263,53 @@
     </w:p>
     <w:p>
       <w:pPr>
-        <w:spacing w:after="100" w:before="100"/>
+        <w:spacing w:after="80" w:before="200"/>
+        <w:jc w:val="center"/>
+      </w:pPr>
+      <w:r>
+        <w:drawing>
+          <wp:inline distT="0" distB="0" distL="0" distR="0">
+            <wp:extent cx="5715000" cy="3810000"/>
+            <wp:effectExtent t="0" r="0" b="0" l="0"/>
+            <wp:docPr id="1" name="figuur-19-5" descr="FIGUUR 19-5: het nieuwe charter als één pagina — frequentie, wat het gremium wel doet, wat het niet doet, gekoppeld aan bestaande ritmes" title="Figuur 19-5"/>
+            <wp:cNvGraphicFramePr>
+              <a:graphicFrameLocks xmlns:a="http://schemas.openxmlformats.org/drawingml/2006/main" noChangeAspect="1"/>
+            </wp:cNvGraphicFramePr>
+            <a:graphic xmlns:a="http://schemas.openxmlformats.org/drawingml/2006/main">
+              <a:graphicData uri="http://schemas.openxmlformats.org/drawingml/2006/picture">
+                <pic:pic xmlns:pic="http://schemas.openxmlformats.org/drawingml/2006/picture">
+                  <pic:nvPicPr>
+                    <pic:cNvPr id="0" name="" descr=""/>
+                    <pic:cNvPicPr>
+                      <a:picLocks noChangeAspect="1" noChangeArrowheads="1"/>
+                    </pic:cNvPicPr>
+                  </pic:nvPicPr>
+                  <pic:blipFill>
+                    <a:blip r:embed="rId13" cstate="none"/>
+                    <a:srcRect/>
+                    <a:stretch>
+                      <a:fillRect/>
+                    </a:stretch>
+                  </pic:blipFill>
+                  <pic:spPr bwMode="auto">
+                    <a:xfrm>
+                      <a:off x="0" y="0"/>
+                      <a:ext cx="5715000" cy="3810000"/>
+                    </a:xfrm>
+                    <a:prstGeom prst="rect">
+                      <a:avLst/>
+                    </a:prstGeom>
+                  </pic:spPr>
+                </pic:pic>
+              </a:graphicData>
+            </a:graphic>
+          </wp:inline>
+        </w:drawing>
+      </w:r>
+    </w:p>
+    <w:p>
+      <w:pPr>
+        <w:jc w:val="center"/>
       </w:pPr>
       <w:r>
         <w:rPr>
@@ -2087,10 +2317,10 @@
           <w:i/>
           <w:iCs/>
           <w:color w:val="55606F"/>
-          <w:sz w:val="20"/>
-          <w:szCs w:val="20"/>
-        </w:rPr>
-        <w:t xml:space="preserve">[Figuur volgt later — FIGUUR 19-5: het nieuwe charter als één pagina — frequentie, wat het gremium wel doet, wat het niet doet, gekoppeld aan bestaande ritmes]</w:t>
+          <w:sz w:val="18"/>
+          <w:szCs w:val="18"/>
+        </w:rPr>
+        <w:t xml:space="preserve">Figuur 19-5</w:t>
       </w:r>
     </w:p>
     <w:p>
